--- a/gearxpertbe/templatesContract/GearXpert_Contact_Supplier.docx
+++ b/gearxpertbe/templatesContract/GearXpert_Contact_Supplier.docx
@@ -765,7 +765,15 @@
       </w:r>
       <w:proofErr w:type="spellEnd"/>
       <w:r>
-        <w:t>: {{fullName}}</w:t>
+        <w:t>: {{</w:t>
+      </w:r>
+      <w:proofErr w:type="spellStart"/>
+      <w:r>
+        <w:t>fullName</w:t>
+      </w:r>
+      <w:proofErr w:type="spellEnd"/>
+      <w:r>
+        <w:t>}}</w:t>
       </w:r>
     </w:p>
     <w:p>
@@ -800,7 +808,15 @@
       </w:r>
       <w:proofErr w:type="spellEnd"/>
       <w:r>
-        <w:t>: {{idNumber}}</w:t>
+        <w:t>: {{</w:t>
+      </w:r>
+      <w:proofErr w:type="spellStart"/>
+      <w:r>
+        <w:t>idNumber</w:t>
+      </w:r>
+      <w:proofErr w:type="spellEnd"/>
+      <w:r>
+        <w:t>}}</w:t>
       </w:r>
     </w:p>
     <w:p>
@@ -824,7 +840,15 @@
       </w:r>
       <w:proofErr w:type="spellEnd"/>
       <w:r>
-        <w:t>: {{issueDate}} - </w:t>
+        <w:t>: {{</w:t>
+      </w:r>
+      <w:proofErr w:type="spellStart"/>
+      <w:r>
+        <w:t>issueDate</w:t>
+      </w:r>
+      <w:proofErr w:type="spellEnd"/>
+      <w:r>
+        <w:t>}} -</w:t>
       </w:r>
       <w:proofErr w:type="spellStart"/>
       <w:r>
@@ -840,7 +864,15 @@
       </w:r>
       <w:proofErr w:type="spellEnd"/>
       <w:r>
-        <w:t>: {{issuePlace}}</w:t>
+        <w:t>: {{</w:t>
+      </w:r>
+      <w:proofErr w:type="spellStart"/>
+      <w:r>
+        <w:t>issuePlace</w:t>
+      </w:r>
+      <w:proofErr w:type="spellEnd"/>
+      <w:r>
+        <w:t>}}</w:t>
       </w:r>
     </w:p>
     <w:p>
@@ -931,7 +963,15 @@
       </w:r>
       <w:proofErr w:type="spellEnd"/>
       <w:r>
-        <w:t>: {{bankAccount}}</w:t>
+        <w:t>: {{</w:t>
+      </w:r>
+      <w:proofErr w:type="spellStart"/>
+      <w:r>
+        <w:t>bankAccount</w:t>
+      </w:r>
+      <w:proofErr w:type="spellEnd"/>
+      <w:r>
+        <w:t>}}</w:t>
       </w:r>
     </w:p>
     <w:p>
@@ -1069,7 +1109,15 @@
       </w:r>
       <w:proofErr w:type="spellEnd"/>
       <w:r>
-        <w:t>: {{fullName}}</w:t>
+        <w:t>: {{</w:t>
+      </w:r>
+      <w:proofErr w:type="spellStart"/>
+      <w:r>
+        <w:t>fullName</w:t>
+      </w:r>
+      <w:proofErr w:type="spellEnd"/>
+      <w:r>
+        <w:t>}}</w:t>
       </w:r>
     </w:p>
     <w:p>
@@ -1141,7 +1189,15 @@
       </w:r>
       <w:proofErr w:type="spellEnd"/>
       <w:r>
-        <w:t>: {{taxCode}}</w:t>
+        <w:t>: {{</w:t>
+      </w:r>
+      <w:proofErr w:type="spellStart"/>
+      <w:r>
+        <w:t>taxCode</w:t>
+      </w:r>
+      <w:proofErr w:type="spellEnd"/>
+      <w:r>
+        <w:t>}}</w:t>
       </w:r>
     </w:p>
     <w:p>
@@ -1154,19 +1210,27 @@
       <w:proofErr w:type="spellStart"/>
       <w:r>
         <w:lastRenderedPageBreak/>
-        <w:t>Địa</w:t>
-      </w:r>
-      <w:proofErr w:type="spellEnd"/>
-      <w:r>
-        <w:t xml:space="preserve"> </w:t>
-      </w:r>
-      <w:proofErr w:type="spellStart"/>
-      <w:r>
-        <w:t>chỉ</w:t>
-      </w:r>
-      <w:proofErr w:type="spellEnd"/>
-      <w:r>
-        <w:t>: {{contactAddress}}</w:t>
+        <w:t>Số</w:t>
+      </w:r>
+      <w:proofErr w:type="spellEnd"/>
+      <w:r>
+        <w:t xml:space="preserve"> </w:t>
+      </w:r>
+      <w:proofErr w:type="spellStart"/>
+      <w:r>
+        <w:t>điện</w:t>
+      </w:r>
+      <w:proofErr w:type="spellEnd"/>
+      <w:r>
+        <w:t xml:space="preserve"> </w:t>
+      </w:r>
+      <w:proofErr w:type="spellStart"/>
+      <w:r>
+        <w:t>thoại</w:t>
+      </w:r>
+      <w:proofErr w:type="spellEnd"/>
+      <w:r>
+        <w:t>: {{phone}}</w:t>
       </w:r>
     </w:p>
     <w:p>
@@ -1176,21 +1240,8 @@
           <w:numId w:val="7"/>
         </w:numPr>
       </w:pPr>
-      <w:proofErr w:type="spellStart"/>
-      <w:r>
-        <w:t>Đại</w:t>
-      </w:r>
-      <w:proofErr w:type="spellEnd"/>
-      <w:r>
-        <w:t xml:space="preserve"> </w:t>
-      </w:r>
-      <w:proofErr w:type="spellStart"/>
-      <w:r>
-        <w:t>diện</w:t>
-      </w:r>
-      <w:proofErr w:type="spellEnd"/>
-      <w:r>
-        <w:t>: {{representative}}</w:t>
+      <w:r>
+        <w:t>Email: {{email}}</w:t>
       </w:r>
     </w:p>
     <w:p>
@@ -1202,30 +1253,6 @@
       </w:pPr>
       <w:proofErr w:type="spellStart"/>
       <w:r>
-        <w:t>Chức</w:t>
-      </w:r>
-      <w:proofErr w:type="spellEnd"/>
-      <w:r>
-        <w:t xml:space="preserve"> </w:t>
-      </w:r>
-      <w:proofErr w:type="spellStart"/>
-      <w:r>
-        <w:t>vụ</w:t>
-      </w:r>
-      <w:proofErr w:type="spellEnd"/>
-      <w:r>
-        <w:t>: {{position}}</w:t>
-      </w:r>
-    </w:p>
-    <w:p>
-      <w:pPr>
-        <w:numPr>
-          <w:ilvl w:val="0"/>
-          <w:numId w:val="7"/>
-        </w:numPr>
-      </w:pPr>
-      <w:proofErr w:type="spellStart"/>
-      <w:r>
         <w:t>Số</w:t>
       </w:r>
       <w:proofErr w:type="spellEnd"/>
@@ -1234,49 +1261,6 @@
       </w:r>
       <w:proofErr w:type="spellStart"/>
       <w:r>
-        <w:t>điện</w:t>
-      </w:r>
-      <w:proofErr w:type="spellEnd"/>
-      <w:r>
-        <w:t xml:space="preserve"> </w:t>
-      </w:r>
-      <w:proofErr w:type="spellStart"/>
-      <w:r>
-        <w:t>thoại</w:t>
-      </w:r>
-      <w:proofErr w:type="spellEnd"/>
-      <w:r>
-        <w:t>: {{phone}}</w:t>
-      </w:r>
-    </w:p>
-    <w:p>
-      <w:pPr>
-        <w:numPr>
-          <w:ilvl w:val="0"/>
-          <w:numId w:val="7"/>
-        </w:numPr>
-      </w:pPr>
-      <w:r>
-        <w:t>Email: {{email}}</w:t>
-      </w:r>
-    </w:p>
-    <w:p>
-      <w:pPr>
-        <w:numPr>
-          <w:ilvl w:val="0"/>
-          <w:numId w:val="7"/>
-        </w:numPr>
-      </w:pPr>
-      <w:proofErr w:type="spellStart"/>
-      <w:r>
-        <w:t>Số</w:t>
-      </w:r>
-      <w:proofErr w:type="spellEnd"/>
-      <w:r>
-        <w:t xml:space="preserve"> </w:t>
-      </w:r>
-      <w:proofErr w:type="spellStart"/>
-      <w:r>
         <w:t>tài</w:t>
       </w:r>
       <w:proofErr w:type="spellEnd"/>
@@ -1305,7 +1289,15 @@
       </w:r>
       <w:proofErr w:type="spellEnd"/>
       <w:r>
-        <w:t>: {{bankAccount}}</w:t>
+        <w:t>: {{</w:t>
+      </w:r>
+      <w:proofErr w:type="spellStart"/>
+      <w:r>
+        <w:t>bankAccount</w:t>
+      </w:r>
+      <w:proofErr w:type="spellEnd"/>
+      <w:r>
+        <w:t>}}</w:t>
       </w:r>
     </w:p>
     <w:p>
@@ -5014,615 +5006,615 @@
       </w:r>
       <w:proofErr w:type="spellStart"/>
       <w:r>
+        <w:t>thuê</w:t>
+      </w:r>
+      <w:proofErr w:type="spellEnd"/>
+      <w:r>
+        <w:t xml:space="preserve">; </w:t>
+      </w:r>
+      <w:proofErr w:type="spellStart"/>
+      <w:r>
+        <w:t>bằng</w:t>
+      </w:r>
+      <w:proofErr w:type="spellEnd"/>
+      <w:r>
+        <w:t xml:space="preserve"> </w:t>
+      </w:r>
+      <w:proofErr w:type="spellStart"/>
+      <w:r>
+        <w:t>chứng</w:t>
+      </w:r>
+      <w:proofErr w:type="spellEnd"/>
+      <w:r>
+        <w:t xml:space="preserve"> </w:t>
+      </w:r>
+      <w:proofErr w:type="spellStart"/>
+      <w:r>
+        <w:t>chứng</w:t>
+      </w:r>
+      <w:proofErr w:type="spellEnd"/>
+      <w:r>
+        <w:t xml:space="preserve"> </w:t>
+      </w:r>
+      <w:proofErr w:type="spellStart"/>
+      <w:r>
+        <w:t>minh</w:t>
+      </w:r>
+      <w:proofErr w:type="spellEnd"/>
+      <w:r>
+        <w:t xml:space="preserve"> </w:t>
+      </w:r>
+      <w:proofErr w:type="spellStart"/>
+      <w:r>
+        <w:t>quyền</w:t>
+      </w:r>
+      <w:proofErr w:type="spellEnd"/>
+      <w:r>
+        <w:t xml:space="preserve"> </w:t>
+      </w:r>
+      <w:proofErr w:type="spellStart"/>
+      <w:r>
+        <w:t>sở</w:t>
+      </w:r>
+      <w:proofErr w:type="spellEnd"/>
+      <w:r>
+        <w:t xml:space="preserve"> </w:t>
+      </w:r>
+      <w:proofErr w:type="spellStart"/>
+      <w:r>
+        <w:t>hữu</w:t>
+      </w:r>
+      <w:proofErr w:type="spellEnd"/>
+      <w:r>
+        <w:t xml:space="preserve">, </w:t>
+      </w:r>
+      <w:proofErr w:type="spellStart"/>
+      <w:r>
+        <w:t>quyền</w:t>
+      </w:r>
+      <w:proofErr w:type="spellEnd"/>
+      <w:r>
+        <w:t xml:space="preserve"> </w:t>
+      </w:r>
+      <w:proofErr w:type="spellStart"/>
+      <w:r>
+        <w:t>sử</w:t>
+      </w:r>
+      <w:proofErr w:type="spellEnd"/>
+      <w:r>
+        <w:t xml:space="preserve"> </w:t>
+      </w:r>
+      <w:proofErr w:type="spellStart"/>
+      <w:r>
+        <w:t>dụng</w:t>
+      </w:r>
+      <w:proofErr w:type="spellEnd"/>
+      <w:r>
+        <w:t xml:space="preserve"> </w:t>
+      </w:r>
+      <w:proofErr w:type="spellStart"/>
+      <w:r>
+        <w:t>hoặc</w:t>
+      </w:r>
+      <w:proofErr w:type="spellEnd"/>
+      <w:r>
+        <w:t xml:space="preserve"> </w:t>
+      </w:r>
+      <w:proofErr w:type="spellStart"/>
+      <w:r>
+        <w:t>quyền</w:t>
+      </w:r>
+      <w:proofErr w:type="spellEnd"/>
+      <w:r>
+        <w:t xml:space="preserve"> </w:t>
+      </w:r>
+      <w:proofErr w:type="spellStart"/>
+      <w:r>
+        <w:t>khai</w:t>
+      </w:r>
+      <w:proofErr w:type="spellEnd"/>
+      <w:r>
+        <w:t xml:space="preserve"> </w:t>
+      </w:r>
+      <w:proofErr w:type="spellStart"/>
+      <w:r>
+        <w:t>thác</w:t>
+      </w:r>
+      <w:proofErr w:type="spellEnd"/>
+      <w:r>
+        <w:t xml:space="preserve"> </w:t>
+      </w:r>
+      <w:proofErr w:type="spellStart"/>
+      <w:r>
+        <w:t>hợp</w:t>
+      </w:r>
+      <w:proofErr w:type="spellEnd"/>
+      <w:r>
+        <w:t xml:space="preserve"> </w:t>
+      </w:r>
+      <w:proofErr w:type="spellStart"/>
+      <w:r>
+        <w:t>pháp</w:t>
+      </w:r>
+      <w:proofErr w:type="spellEnd"/>
+      <w:r>
+        <w:t xml:space="preserve"> </w:t>
+      </w:r>
+      <w:proofErr w:type="spellStart"/>
+      <w:r>
+        <w:t>đối</w:t>
+      </w:r>
+      <w:proofErr w:type="spellEnd"/>
+      <w:r>
+        <w:t xml:space="preserve"> </w:t>
+      </w:r>
+      <w:proofErr w:type="spellStart"/>
+      <w:r>
+        <w:t>với</w:t>
+      </w:r>
+      <w:proofErr w:type="spellEnd"/>
+      <w:r>
+        <w:t xml:space="preserve"> </w:t>
+      </w:r>
+      <w:proofErr w:type="spellStart"/>
+      <w:r>
+        <w:t>thiết</w:t>
+      </w:r>
+      <w:proofErr w:type="spellEnd"/>
+      <w:r>
+        <w:t xml:space="preserve"> </w:t>
+      </w:r>
+      <w:proofErr w:type="spellStart"/>
+      <w:r>
+        <w:t>bị</w:t>
+      </w:r>
+      <w:proofErr w:type="spellEnd"/>
+      <w:r>
+        <w:t xml:space="preserve">; </w:t>
+      </w:r>
+      <w:proofErr w:type="spellStart"/>
+      <w:r>
+        <w:t>hình</w:t>
+      </w:r>
+      <w:proofErr w:type="spellEnd"/>
+      <w:r>
+        <w:t xml:space="preserve"> </w:t>
+      </w:r>
+      <w:proofErr w:type="spellStart"/>
+      <w:r>
+        <w:t>ảnh</w:t>
+      </w:r>
+      <w:proofErr w:type="spellEnd"/>
+      <w:r>
+        <w:t xml:space="preserve"> </w:t>
+      </w:r>
+      <w:proofErr w:type="spellStart"/>
+      <w:r>
+        <w:t>thực</w:t>
+      </w:r>
+      <w:proofErr w:type="spellEnd"/>
+      <w:r>
+        <w:t xml:space="preserve"> </w:t>
+      </w:r>
+      <w:proofErr w:type="spellStart"/>
+      <w:r>
+        <w:t>tế</w:t>
+      </w:r>
+      <w:proofErr w:type="spellEnd"/>
+      <w:r>
+        <w:t xml:space="preserve">, </w:t>
+      </w:r>
+      <w:proofErr w:type="spellStart"/>
+      <w:r>
+        <w:t>số</w:t>
+      </w:r>
+      <w:proofErr w:type="spellEnd"/>
+      <w:r>
+        <w:t xml:space="preserve"> serial, </w:t>
+      </w:r>
+      <w:proofErr w:type="spellStart"/>
+      <w:r>
+        <w:t>mô</w:t>
+      </w:r>
+      <w:proofErr w:type="spellEnd"/>
+      <w:r>
+        <w:t xml:space="preserve"> </w:t>
+      </w:r>
+      <w:proofErr w:type="spellStart"/>
+      <w:r>
+        <w:t>tả</w:t>
+      </w:r>
+      <w:proofErr w:type="spellEnd"/>
+      <w:r>
+        <w:t xml:space="preserve"> </w:t>
+      </w:r>
+      <w:proofErr w:type="spellStart"/>
+      <w:r>
+        <w:t>kỹ</w:t>
+      </w:r>
+      <w:proofErr w:type="spellEnd"/>
+      <w:r>
+        <w:t xml:space="preserve"> </w:t>
+      </w:r>
+      <w:proofErr w:type="spellStart"/>
+      <w:r>
+        <w:t>thuật</w:t>
+      </w:r>
+      <w:proofErr w:type="spellEnd"/>
+      <w:r>
+        <w:t xml:space="preserve"> </w:t>
+      </w:r>
+      <w:proofErr w:type="spellStart"/>
+      <w:r>
+        <w:t>và</w:t>
+      </w:r>
+      <w:proofErr w:type="spellEnd"/>
+      <w:r>
+        <w:t xml:space="preserve"> </w:t>
+      </w:r>
+      <w:proofErr w:type="spellStart"/>
+      <w:r>
+        <w:t>tình</w:t>
+      </w:r>
+      <w:proofErr w:type="spellEnd"/>
+      <w:r>
+        <w:t xml:space="preserve"> </w:t>
+      </w:r>
+      <w:proofErr w:type="spellStart"/>
+      <w:r>
+        <w:t>trạng</w:t>
+      </w:r>
+      <w:proofErr w:type="spellEnd"/>
+      <w:r>
+        <w:t xml:space="preserve"> </w:t>
+      </w:r>
+      <w:proofErr w:type="spellStart"/>
+      <w:r>
+        <w:t>sử</w:t>
+      </w:r>
+      <w:proofErr w:type="spellEnd"/>
+      <w:r>
+        <w:t xml:space="preserve"> </w:t>
+      </w:r>
+      <w:proofErr w:type="spellStart"/>
+      <w:r>
+        <w:t>dụng</w:t>
+      </w:r>
+      <w:proofErr w:type="spellEnd"/>
+      <w:r>
+        <w:t xml:space="preserve"> </w:t>
+      </w:r>
+      <w:proofErr w:type="spellStart"/>
+      <w:r>
+        <w:t>của</w:t>
+      </w:r>
+      <w:proofErr w:type="spellEnd"/>
+      <w:r>
+        <w:t xml:space="preserve"> </w:t>
+      </w:r>
+      <w:proofErr w:type="spellStart"/>
+      <w:r>
+        <w:t>thiết</w:t>
+      </w:r>
+      <w:proofErr w:type="spellEnd"/>
+      <w:r>
+        <w:t xml:space="preserve"> </w:t>
+      </w:r>
+      <w:proofErr w:type="spellStart"/>
+      <w:r>
+        <w:t>bị</w:t>
+      </w:r>
+      <w:proofErr w:type="spellEnd"/>
+      <w:r>
+        <w:t xml:space="preserve"> </w:t>
+      </w:r>
+      <w:proofErr w:type="spellStart"/>
+      <w:r>
+        <w:t>theo</w:t>
+      </w:r>
+      <w:proofErr w:type="spellEnd"/>
+      <w:r>
+        <w:t xml:space="preserve"> </w:t>
+      </w:r>
+      <w:proofErr w:type="spellStart"/>
+      <w:r>
+        <w:t>yêu</w:t>
+      </w:r>
+      <w:proofErr w:type="spellEnd"/>
+      <w:r>
+        <w:t xml:space="preserve"> </w:t>
+      </w:r>
+      <w:proofErr w:type="spellStart"/>
+      <w:r>
+        <w:t>cầu</w:t>
+      </w:r>
+      <w:proofErr w:type="spellEnd"/>
+      <w:r>
+        <w:t xml:space="preserve"> </w:t>
+      </w:r>
+      <w:proofErr w:type="spellStart"/>
+      <w:r>
+        <w:t>của</w:t>
+      </w:r>
+      <w:proofErr w:type="spellEnd"/>
+      <w:r>
+        <w:t xml:space="preserve"> </w:t>
+      </w:r>
+      <w:proofErr w:type="spellStart"/>
+      <w:r>
+        <w:t>Bên</w:t>
+      </w:r>
+      <w:proofErr w:type="spellEnd"/>
+      <w:r>
+        <w:t xml:space="preserve"> A. 3.2. </w:t>
+      </w:r>
+      <w:proofErr w:type="spellStart"/>
+      <w:r>
+        <w:t>Bên</w:t>
+      </w:r>
+      <w:proofErr w:type="spellEnd"/>
+      <w:r>
+        <w:t xml:space="preserve"> A </w:t>
+      </w:r>
+      <w:proofErr w:type="spellStart"/>
+      <w:r>
+        <w:t>có</w:t>
+      </w:r>
+      <w:proofErr w:type="spellEnd"/>
+      <w:r>
+        <w:t xml:space="preserve"> </w:t>
+      </w:r>
+      <w:proofErr w:type="spellStart"/>
+      <w:r>
+        <w:t>quyền</w:t>
+      </w:r>
+      <w:proofErr w:type="spellEnd"/>
+      <w:r>
+        <w:t xml:space="preserve"> </w:t>
+      </w:r>
+      <w:proofErr w:type="spellStart"/>
+      <w:r>
+        <w:t>yêu</w:t>
+      </w:r>
+      <w:proofErr w:type="spellEnd"/>
+      <w:r>
+        <w:t xml:space="preserve"> </w:t>
+      </w:r>
+      <w:proofErr w:type="spellStart"/>
+      <w:r>
+        <w:t>cầu</w:t>
+      </w:r>
+      <w:proofErr w:type="spellEnd"/>
+      <w:r>
+        <w:t xml:space="preserve"> </w:t>
+      </w:r>
+      <w:proofErr w:type="spellStart"/>
+      <w:r>
+        <w:t>Bên</w:t>
+      </w:r>
+      <w:proofErr w:type="spellEnd"/>
+      <w:r>
+        <w:t xml:space="preserve"> B </w:t>
+      </w:r>
+      <w:proofErr w:type="spellStart"/>
+      <w:r>
+        <w:t>bổ</w:t>
+      </w:r>
+      <w:proofErr w:type="spellEnd"/>
+      <w:r>
+        <w:t xml:space="preserve"> sung </w:t>
+      </w:r>
+      <w:proofErr w:type="spellStart"/>
+      <w:r>
+        <w:t>hồ</w:t>
+      </w:r>
+      <w:proofErr w:type="spellEnd"/>
+      <w:r>
+        <w:t xml:space="preserve"> </w:t>
+      </w:r>
+      <w:proofErr w:type="spellStart"/>
+      <w:r>
+        <w:t>sơ</w:t>
+      </w:r>
+      <w:proofErr w:type="spellEnd"/>
+      <w:r>
+        <w:t xml:space="preserve">, </w:t>
+      </w:r>
+      <w:proofErr w:type="spellStart"/>
+      <w:r>
+        <w:t>xác</w:t>
+      </w:r>
+      <w:proofErr w:type="spellEnd"/>
+      <w:r>
+        <w:t xml:space="preserve"> </w:t>
+      </w:r>
+      <w:proofErr w:type="spellStart"/>
+      <w:r>
+        <w:t>minh</w:t>
+      </w:r>
+      <w:proofErr w:type="spellEnd"/>
+      <w:r>
+        <w:t xml:space="preserve"> </w:t>
+      </w:r>
+      <w:proofErr w:type="spellStart"/>
+      <w:r>
+        <w:t>lại</w:t>
+      </w:r>
+      <w:proofErr w:type="spellEnd"/>
+      <w:r>
+        <w:t xml:space="preserve"> </w:t>
+      </w:r>
+      <w:proofErr w:type="spellStart"/>
+      <w:r>
+        <w:t>thông</w:t>
+      </w:r>
+      <w:proofErr w:type="spellEnd"/>
+      <w:r>
+        <w:t xml:space="preserve"> tin </w:t>
+      </w:r>
+      <w:proofErr w:type="spellStart"/>
+      <w:r>
+        <w:t>hoặc</w:t>
+      </w:r>
+      <w:proofErr w:type="spellEnd"/>
+      <w:r>
+        <w:t xml:space="preserve"> </w:t>
+      </w:r>
+      <w:proofErr w:type="spellStart"/>
+      <w:r>
+        <w:t>từ</w:t>
+      </w:r>
+      <w:proofErr w:type="spellEnd"/>
+      <w:r>
+        <w:t xml:space="preserve"> </w:t>
+      </w:r>
+      <w:proofErr w:type="spellStart"/>
+      <w:r>
+        <w:t>chối</w:t>
+      </w:r>
+      <w:proofErr w:type="spellEnd"/>
+      <w:r>
+        <w:t xml:space="preserve"> </w:t>
+      </w:r>
+      <w:proofErr w:type="spellStart"/>
+      <w:r>
+        <w:t>phê</w:t>
+      </w:r>
+      <w:proofErr w:type="spellEnd"/>
+      <w:r>
+        <w:t xml:space="preserve"> </w:t>
+      </w:r>
+      <w:proofErr w:type="spellStart"/>
+      <w:r>
+        <w:t>duyệt</w:t>
+      </w:r>
+      <w:proofErr w:type="spellEnd"/>
+      <w:r>
+        <w:t xml:space="preserve"> </w:t>
+      </w:r>
+      <w:proofErr w:type="spellStart"/>
+      <w:r>
+        <w:t>nếu</w:t>
+      </w:r>
+      <w:proofErr w:type="spellEnd"/>
+      <w:r>
+        <w:t xml:space="preserve"> </w:t>
+      </w:r>
+      <w:proofErr w:type="spellStart"/>
+      <w:r>
+        <w:t>phát</w:t>
+      </w:r>
+      <w:proofErr w:type="spellEnd"/>
+      <w:r>
+        <w:t xml:space="preserve"> </w:t>
+      </w:r>
+      <w:proofErr w:type="spellStart"/>
+      <w:r>
+        <w:t>hiện</w:t>
+      </w:r>
+      <w:proofErr w:type="spellEnd"/>
+      <w:r>
+        <w:t xml:space="preserve"> </w:t>
+      </w:r>
+      <w:proofErr w:type="spellStart"/>
+      <w:r>
+        <w:t>hồ</w:t>
+      </w:r>
+      <w:proofErr w:type="spellEnd"/>
+      <w:r>
+        <w:t xml:space="preserve"> </w:t>
+      </w:r>
+      <w:proofErr w:type="spellStart"/>
+      <w:r>
+        <w:t>sơ</w:t>
+      </w:r>
+      <w:proofErr w:type="spellEnd"/>
+      <w:r>
+        <w:t xml:space="preserve"> </w:t>
+      </w:r>
+      <w:proofErr w:type="spellStart"/>
+      <w:r>
+        <w:t>không</w:t>
+      </w:r>
+      <w:proofErr w:type="spellEnd"/>
+      <w:r>
+        <w:t xml:space="preserve"> </w:t>
+      </w:r>
+      <w:proofErr w:type="spellStart"/>
+      <w:r>
+        <w:t>đầy</w:t>
+      </w:r>
+      <w:proofErr w:type="spellEnd"/>
+      <w:r>
+        <w:t xml:space="preserve"> </w:t>
+      </w:r>
+      <w:proofErr w:type="spellStart"/>
+      <w:r>
+        <w:t>đủ</w:t>
+      </w:r>
+      <w:proofErr w:type="spellEnd"/>
+      <w:r>
+        <w:t xml:space="preserve">, </w:t>
+      </w:r>
+      <w:proofErr w:type="spellStart"/>
+      <w:r>
+        <w:t>thông</w:t>
+      </w:r>
+      <w:proofErr w:type="spellEnd"/>
+      <w:r>
+        <w:t xml:space="preserve"> tin </w:t>
+      </w:r>
+      <w:proofErr w:type="spellStart"/>
+      <w:r>
+        <w:t>sai</w:t>
+      </w:r>
+      <w:proofErr w:type="spellEnd"/>
+      <w:r>
+        <w:t xml:space="preserve"> </w:t>
+      </w:r>
+      <w:proofErr w:type="spellStart"/>
+      <w:r>
+        <w:t>lệch</w:t>
+      </w:r>
+      <w:proofErr w:type="spellEnd"/>
+      <w:r>
+        <w:t xml:space="preserve"> </w:t>
+      </w:r>
+      <w:proofErr w:type="spellStart"/>
+      <w:r>
+        <w:t>hoặc</w:t>
+      </w:r>
+      <w:proofErr w:type="spellEnd"/>
+      <w:r>
+        <w:t xml:space="preserve"> </w:t>
+      </w:r>
+      <w:proofErr w:type="spellStart"/>
+      <w:r>
+        <w:t>giả</w:t>
+      </w:r>
+      <w:proofErr w:type="spellEnd"/>
+      <w:r>
+        <w:t xml:space="preserve"> </w:t>
+      </w:r>
+      <w:proofErr w:type="spellStart"/>
+      <w:r>
+        <w:t>mạo</w:t>
+      </w:r>
+      <w:proofErr w:type="spellEnd"/>
+      <w:r>
+        <w:t xml:space="preserve">, </w:t>
+      </w:r>
+      <w:proofErr w:type="spellStart"/>
+      <w:r>
+        <w:t>thiết</w:t>
+      </w:r>
+      <w:proofErr w:type="spellEnd"/>
+      <w:r>
+        <w:t xml:space="preserve"> </w:t>
+      </w:r>
+      <w:proofErr w:type="spellStart"/>
+      <w:r>
         <w:lastRenderedPageBreak/>
-        <w:t>thuê</w:t>
-      </w:r>
-      <w:proofErr w:type="spellEnd"/>
-      <w:r>
-        <w:t xml:space="preserve">; </w:t>
-      </w:r>
-      <w:proofErr w:type="spellStart"/>
-      <w:r>
-        <w:t>bằng</w:t>
-      </w:r>
-      <w:proofErr w:type="spellEnd"/>
-      <w:r>
-        <w:t xml:space="preserve"> </w:t>
-      </w:r>
-      <w:proofErr w:type="spellStart"/>
-      <w:r>
-        <w:t>chứng</w:t>
-      </w:r>
-      <w:proofErr w:type="spellEnd"/>
-      <w:r>
-        <w:t xml:space="preserve"> </w:t>
-      </w:r>
-      <w:proofErr w:type="spellStart"/>
-      <w:r>
-        <w:t>chứng</w:t>
-      </w:r>
-      <w:proofErr w:type="spellEnd"/>
-      <w:r>
-        <w:t xml:space="preserve"> </w:t>
-      </w:r>
-      <w:proofErr w:type="spellStart"/>
-      <w:r>
-        <w:t>minh</w:t>
-      </w:r>
-      <w:proofErr w:type="spellEnd"/>
-      <w:r>
-        <w:t xml:space="preserve"> </w:t>
-      </w:r>
-      <w:proofErr w:type="spellStart"/>
-      <w:r>
-        <w:t>quyền</w:t>
-      </w:r>
-      <w:proofErr w:type="spellEnd"/>
-      <w:r>
-        <w:t xml:space="preserve"> </w:t>
-      </w:r>
-      <w:proofErr w:type="spellStart"/>
-      <w:r>
-        <w:t>sở</w:t>
-      </w:r>
-      <w:proofErr w:type="spellEnd"/>
-      <w:r>
-        <w:t xml:space="preserve"> </w:t>
-      </w:r>
-      <w:proofErr w:type="spellStart"/>
-      <w:r>
-        <w:t>hữu</w:t>
-      </w:r>
-      <w:proofErr w:type="spellEnd"/>
-      <w:r>
-        <w:t xml:space="preserve">, </w:t>
-      </w:r>
-      <w:proofErr w:type="spellStart"/>
-      <w:r>
-        <w:t>quyền</w:t>
-      </w:r>
-      <w:proofErr w:type="spellEnd"/>
-      <w:r>
-        <w:t xml:space="preserve"> </w:t>
-      </w:r>
-      <w:proofErr w:type="spellStart"/>
-      <w:r>
-        <w:t>sử</w:t>
-      </w:r>
-      <w:proofErr w:type="spellEnd"/>
-      <w:r>
-        <w:t xml:space="preserve"> </w:t>
-      </w:r>
-      <w:proofErr w:type="spellStart"/>
-      <w:r>
-        <w:t>dụng</w:t>
-      </w:r>
-      <w:proofErr w:type="spellEnd"/>
-      <w:r>
-        <w:t xml:space="preserve"> </w:t>
-      </w:r>
-      <w:proofErr w:type="spellStart"/>
-      <w:r>
-        <w:t>hoặc</w:t>
-      </w:r>
-      <w:proofErr w:type="spellEnd"/>
-      <w:r>
-        <w:t xml:space="preserve"> </w:t>
-      </w:r>
-      <w:proofErr w:type="spellStart"/>
-      <w:r>
-        <w:t>quyền</w:t>
-      </w:r>
-      <w:proofErr w:type="spellEnd"/>
-      <w:r>
-        <w:t xml:space="preserve"> </w:t>
-      </w:r>
-      <w:proofErr w:type="spellStart"/>
-      <w:r>
-        <w:t>khai</w:t>
-      </w:r>
-      <w:proofErr w:type="spellEnd"/>
-      <w:r>
-        <w:t xml:space="preserve"> </w:t>
-      </w:r>
-      <w:proofErr w:type="spellStart"/>
-      <w:r>
-        <w:t>thác</w:t>
-      </w:r>
-      <w:proofErr w:type="spellEnd"/>
-      <w:r>
-        <w:t xml:space="preserve"> </w:t>
-      </w:r>
-      <w:proofErr w:type="spellStart"/>
-      <w:r>
-        <w:t>hợp</w:t>
-      </w:r>
-      <w:proofErr w:type="spellEnd"/>
-      <w:r>
-        <w:t xml:space="preserve"> </w:t>
-      </w:r>
-      <w:proofErr w:type="spellStart"/>
-      <w:r>
-        <w:t>pháp</w:t>
-      </w:r>
-      <w:proofErr w:type="spellEnd"/>
-      <w:r>
-        <w:t xml:space="preserve"> </w:t>
-      </w:r>
-      <w:proofErr w:type="spellStart"/>
-      <w:r>
-        <w:t>đối</w:t>
-      </w:r>
-      <w:proofErr w:type="spellEnd"/>
-      <w:r>
-        <w:t xml:space="preserve"> </w:t>
-      </w:r>
-      <w:proofErr w:type="spellStart"/>
-      <w:r>
-        <w:t>với</w:t>
-      </w:r>
-      <w:proofErr w:type="spellEnd"/>
-      <w:r>
-        <w:t xml:space="preserve"> </w:t>
-      </w:r>
-      <w:proofErr w:type="spellStart"/>
-      <w:r>
-        <w:t>thiết</w:t>
-      </w:r>
-      <w:proofErr w:type="spellEnd"/>
-      <w:r>
-        <w:t xml:space="preserve"> </w:t>
-      </w:r>
-      <w:proofErr w:type="spellStart"/>
-      <w:r>
-        <w:t>bị</w:t>
-      </w:r>
-      <w:proofErr w:type="spellEnd"/>
-      <w:r>
-        <w:t xml:space="preserve">; </w:t>
-      </w:r>
-      <w:proofErr w:type="spellStart"/>
-      <w:r>
-        <w:t>hình</w:t>
-      </w:r>
-      <w:proofErr w:type="spellEnd"/>
-      <w:r>
-        <w:t xml:space="preserve"> </w:t>
-      </w:r>
-      <w:proofErr w:type="spellStart"/>
-      <w:r>
-        <w:t>ảnh</w:t>
-      </w:r>
-      <w:proofErr w:type="spellEnd"/>
-      <w:r>
-        <w:t xml:space="preserve"> </w:t>
-      </w:r>
-      <w:proofErr w:type="spellStart"/>
-      <w:r>
-        <w:t>thực</w:t>
-      </w:r>
-      <w:proofErr w:type="spellEnd"/>
-      <w:r>
-        <w:t xml:space="preserve"> </w:t>
-      </w:r>
-      <w:proofErr w:type="spellStart"/>
-      <w:r>
-        <w:t>tế</w:t>
-      </w:r>
-      <w:proofErr w:type="spellEnd"/>
-      <w:r>
-        <w:t xml:space="preserve">, </w:t>
-      </w:r>
-      <w:proofErr w:type="spellStart"/>
-      <w:r>
-        <w:t>số</w:t>
-      </w:r>
-      <w:proofErr w:type="spellEnd"/>
-      <w:r>
-        <w:t xml:space="preserve"> serial, </w:t>
-      </w:r>
-      <w:proofErr w:type="spellStart"/>
-      <w:r>
-        <w:t>mô</w:t>
-      </w:r>
-      <w:proofErr w:type="spellEnd"/>
-      <w:r>
-        <w:t xml:space="preserve"> </w:t>
-      </w:r>
-      <w:proofErr w:type="spellStart"/>
-      <w:r>
-        <w:t>tả</w:t>
-      </w:r>
-      <w:proofErr w:type="spellEnd"/>
-      <w:r>
-        <w:t xml:space="preserve"> </w:t>
-      </w:r>
-      <w:proofErr w:type="spellStart"/>
-      <w:r>
-        <w:t>kỹ</w:t>
-      </w:r>
-      <w:proofErr w:type="spellEnd"/>
-      <w:r>
-        <w:t xml:space="preserve"> </w:t>
-      </w:r>
-      <w:proofErr w:type="spellStart"/>
-      <w:r>
-        <w:t>thuật</w:t>
-      </w:r>
-      <w:proofErr w:type="spellEnd"/>
-      <w:r>
-        <w:t xml:space="preserve"> </w:t>
-      </w:r>
-      <w:proofErr w:type="spellStart"/>
-      <w:r>
-        <w:t>và</w:t>
-      </w:r>
-      <w:proofErr w:type="spellEnd"/>
-      <w:r>
-        <w:t xml:space="preserve"> </w:t>
-      </w:r>
-      <w:proofErr w:type="spellStart"/>
-      <w:r>
-        <w:t>tình</w:t>
-      </w:r>
-      <w:proofErr w:type="spellEnd"/>
-      <w:r>
-        <w:t xml:space="preserve"> </w:t>
-      </w:r>
-      <w:proofErr w:type="spellStart"/>
-      <w:r>
-        <w:t>trạng</w:t>
-      </w:r>
-      <w:proofErr w:type="spellEnd"/>
-      <w:r>
-        <w:t xml:space="preserve"> </w:t>
-      </w:r>
-      <w:proofErr w:type="spellStart"/>
-      <w:r>
-        <w:t>sử</w:t>
-      </w:r>
-      <w:proofErr w:type="spellEnd"/>
-      <w:r>
-        <w:t xml:space="preserve"> </w:t>
-      </w:r>
-      <w:proofErr w:type="spellStart"/>
-      <w:r>
-        <w:t>dụng</w:t>
-      </w:r>
-      <w:proofErr w:type="spellEnd"/>
-      <w:r>
-        <w:t xml:space="preserve"> </w:t>
-      </w:r>
-      <w:proofErr w:type="spellStart"/>
-      <w:r>
-        <w:t>của</w:t>
-      </w:r>
-      <w:proofErr w:type="spellEnd"/>
-      <w:r>
-        <w:t xml:space="preserve"> </w:t>
-      </w:r>
-      <w:proofErr w:type="spellStart"/>
-      <w:r>
-        <w:t>thiết</w:t>
-      </w:r>
-      <w:proofErr w:type="spellEnd"/>
-      <w:r>
-        <w:t xml:space="preserve"> </w:t>
-      </w:r>
-      <w:proofErr w:type="spellStart"/>
-      <w:r>
-        <w:t>bị</w:t>
-      </w:r>
-      <w:proofErr w:type="spellEnd"/>
-      <w:r>
-        <w:t xml:space="preserve"> </w:t>
-      </w:r>
-      <w:proofErr w:type="spellStart"/>
-      <w:r>
-        <w:t>theo</w:t>
-      </w:r>
-      <w:proofErr w:type="spellEnd"/>
-      <w:r>
-        <w:t xml:space="preserve"> </w:t>
-      </w:r>
-      <w:proofErr w:type="spellStart"/>
-      <w:r>
-        <w:t>yêu</w:t>
-      </w:r>
-      <w:proofErr w:type="spellEnd"/>
-      <w:r>
-        <w:t xml:space="preserve"> </w:t>
-      </w:r>
-      <w:proofErr w:type="spellStart"/>
-      <w:r>
-        <w:t>cầu</w:t>
-      </w:r>
-      <w:proofErr w:type="spellEnd"/>
-      <w:r>
-        <w:t xml:space="preserve"> </w:t>
-      </w:r>
-      <w:proofErr w:type="spellStart"/>
-      <w:r>
-        <w:t>của</w:t>
-      </w:r>
-      <w:proofErr w:type="spellEnd"/>
-      <w:r>
-        <w:t xml:space="preserve"> </w:t>
-      </w:r>
-      <w:proofErr w:type="spellStart"/>
-      <w:r>
-        <w:t>Bên</w:t>
-      </w:r>
-      <w:proofErr w:type="spellEnd"/>
-      <w:r>
-        <w:t xml:space="preserve"> A. 3.2. </w:t>
-      </w:r>
-      <w:proofErr w:type="spellStart"/>
-      <w:r>
-        <w:t>Bên</w:t>
-      </w:r>
-      <w:proofErr w:type="spellEnd"/>
-      <w:r>
-        <w:t xml:space="preserve"> A </w:t>
-      </w:r>
-      <w:proofErr w:type="spellStart"/>
-      <w:r>
-        <w:t>có</w:t>
-      </w:r>
-      <w:proofErr w:type="spellEnd"/>
-      <w:r>
-        <w:t xml:space="preserve"> </w:t>
-      </w:r>
-      <w:proofErr w:type="spellStart"/>
-      <w:r>
-        <w:t>quyền</w:t>
-      </w:r>
-      <w:proofErr w:type="spellEnd"/>
-      <w:r>
-        <w:t xml:space="preserve"> </w:t>
-      </w:r>
-      <w:proofErr w:type="spellStart"/>
-      <w:r>
-        <w:t>yêu</w:t>
-      </w:r>
-      <w:proofErr w:type="spellEnd"/>
-      <w:r>
-        <w:t xml:space="preserve"> </w:t>
-      </w:r>
-      <w:proofErr w:type="spellStart"/>
-      <w:r>
-        <w:t>cầu</w:t>
-      </w:r>
-      <w:proofErr w:type="spellEnd"/>
-      <w:r>
-        <w:t xml:space="preserve"> </w:t>
-      </w:r>
-      <w:proofErr w:type="spellStart"/>
-      <w:r>
-        <w:t>Bên</w:t>
-      </w:r>
-      <w:proofErr w:type="spellEnd"/>
-      <w:r>
-        <w:t xml:space="preserve"> B </w:t>
-      </w:r>
-      <w:proofErr w:type="spellStart"/>
-      <w:r>
-        <w:t>bổ</w:t>
-      </w:r>
-      <w:proofErr w:type="spellEnd"/>
-      <w:r>
-        <w:t xml:space="preserve"> sung </w:t>
-      </w:r>
-      <w:proofErr w:type="spellStart"/>
-      <w:r>
-        <w:t>hồ</w:t>
-      </w:r>
-      <w:proofErr w:type="spellEnd"/>
-      <w:r>
-        <w:t xml:space="preserve"> </w:t>
-      </w:r>
-      <w:proofErr w:type="spellStart"/>
-      <w:r>
-        <w:t>sơ</w:t>
-      </w:r>
-      <w:proofErr w:type="spellEnd"/>
-      <w:r>
-        <w:t xml:space="preserve">, </w:t>
-      </w:r>
-      <w:proofErr w:type="spellStart"/>
-      <w:r>
-        <w:t>xác</w:t>
-      </w:r>
-      <w:proofErr w:type="spellEnd"/>
-      <w:r>
-        <w:t xml:space="preserve"> </w:t>
-      </w:r>
-      <w:proofErr w:type="spellStart"/>
-      <w:r>
-        <w:t>minh</w:t>
-      </w:r>
-      <w:proofErr w:type="spellEnd"/>
-      <w:r>
-        <w:t xml:space="preserve"> </w:t>
-      </w:r>
-      <w:proofErr w:type="spellStart"/>
-      <w:r>
-        <w:t>lại</w:t>
-      </w:r>
-      <w:proofErr w:type="spellEnd"/>
-      <w:r>
-        <w:t xml:space="preserve"> </w:t>
-      </w:r>
-      <w:proofErr w:type="spellStart"/>
-      <w:r>
-        <w:t>thông</w:t>
-      </w:r>
-      <w:proofErr w:type="spellEnd"/>
-      <w:r>
-        <w:t xml:space="preserve"> tin </w:t>
-      </w:r>
-      <w:proofErr w:type="spellStart"/>
-      <w:r>
-        <w:t>hoặc</w:t>
-      </w:r>
-      <w:proofErr w:type="spellEnd"/>
-      <w:r>
-        <w:t xml:space="preserve"> </w:t>
-      </w:r>
-      <w:proofErr w:type="spellStart"/>
-      <w:r>
-        <w:t>từ</w:t>
-      </w:r>
-      <w:proofErr w:type="spellEnd"/>
-      <w:r>
-        <w:t xml:space="preserve"> </w:t>
-      </w:r>
-      <w:proofErr w:type="spellStart"/>
-      <w:r>
-        <w:t>chối</w:t>
-      </w:r>
-      <w:proofErr w:type="spellEnd"/>
-      <w:r>
-        <w:t xml:space="preserve"> </w:t>
-      </w:r>
-      <w:proofErr w:type="spellStart"/>
-      <w:r>
-        <w:t>phê</w:t>
-      </w:r>
-      <w:proofErr w:type="spellEnd"/>
-      <w:r>
-        <w:t xml:space="preserve"> </w:t>
-      </w:r>
-      <w:proofErr w:type="spellStart"/>
-      <w:r>
-        <w:t>duyệt</w:t>
-      </w:r>
-      <w:proofErr w:type="spellEnd"/>
-      <w:r>
-        <w:t xml:space="preserve"> </w:t>
-      </w:r>
-      <w:proofErr w:type="spellStart"/>
-      <w:r>
-        <w:t>nếu</w:t>
-      </w:r>
-      <w:proofErr w:type="spellEnd"/>
-      <w:r>
-        <w:t xml:space="preserve"> </w:t>
-      </w:r>
-      <w:proofErr w:type="spellStart"/>
-      <w:r>
-        <w:t>phát</w:t>
-      </w:r>
-      <w:proofErr w:type="spellEnd"/>
-      <w:r>
-        <w:t xml:space="preserve"> </w:t>
-      </w:r>
-      <w:proofErr w:type="spellStart"/>
-      <w:r>
-        <w:t>hiện</w:t>
-      </w:r>
-      <w:proofErr w:type="spellEnd"/>
-      <w:r>
-        <w:t xml:space="preserve"> </w:t>
-      </w:r>
-      <w:proofErr w:type="spellStart"/>
-      <w:r>
-        <w:t>hồ</w:t>
-      </w:r>
-      <w:proofErr w:type="spellEnd"/>
-      <w:r>
-        <w:t xml:space="preserve"> </w:t>
-      </w:r>
-      <w:proofErr w:type="spellStart"/>
-      <w:r>
-        <w:t>sơ</w:t>
-      </w:r>
-      <w:proofErr w:type="spellEnd"/>
-      <w:r>
-        <w:t xml:space="preserve"> </w:t>
-      </w:r>
-      <w:proofErr w:type="spellStart"/>
-      <w:r>
-        <w:t>không</w:t>
-      </w:r>
-      <w:proofErr w:type="spellEnd"/>
-      <w:r>
-        <w:t xml:space="preserve"> </w:t>
-      </w:r>
-      <w:proofErr w:type="spellStart"/>
-      <w:r>
-        <w:t>đầy</w:t>
-      </w:r>
-      <w:proofErr w:type="spellEnd"/>
-      <w:r>
-        <w:t xml:space="preserve"> </w:t>
-      </w:r>
-      <w:proofErr w:type="spellStart"/>
-      <w:r>
-        <w:t>đủ</w:t>
-      </w:r>
-      <w:proofErr w:type="spellEnd"/>
-      <w:r>
-        <w:t xml:space="preserve">, </w:t>
-      </w:r>
-      <w:proofErr w:type="spellStart"/>
-      <w:r>
-        <w:t>thông</w:t>
-      </w:r>
-      <w:proofErr w:type="spellEnd"/>
-      <w:r>
-        <w:t xml:space="preserve"> tin </w:t>
-      </w:r>
-      <w:proofErr w:type="spellStart"/>
-      <w:r>
-        <w:t>sai</w:t>
-      </w:r>
-      <w:proofErr w:type="spellEnd"/>
-      <w:r>
-        <w:t xml:space="preserve"> </w:t>
-      </w:r>
-      <w:proofErr w:type="spellStart"/>
-      <w:r>
-        <w:t>lệch</w:t>
-      </w:r>
-      <w:proofErr w:type="spellEnd"/>
-      <w:r>
-        <w:t xml:space="preserve"> </w:t>
-      </w:r>
-      <w:proofErr w:type="spellStart"/>
-      <w:r>
-        <w:t>hoặc</w:t>
-      </w:r>
-      <w:proofErr w:type="spellEnd"/>
-      <w:r>
-        <w:t xml:space="preserve"> </w:t>
-      </w:r>
-      <w:proofErr w:type="spellStart"/>
-      <w:r>
-        <w:t>giả</w:t>
-      </w:r>
-      <w:proofErr w:type="spellEnd"/>
-      <w:r>
-        <w:t xml:space="preserve"> </w:t>
-      </w:r>
-      <w:proofErr w:type="spellStart"/>
-      <w:r>
-        <w:t>mạo</w:t>
-      </w:r>
-      <w:proofErr w:type="spellEnd"/>
-      <w:r>
-        <w:t xml:space="preserve">, </w:t>
-      </w:r>
-      <w:proofErr w:type="spellStart"/>
-      <w:r>
-        <w:t>thiết</w:t>
-      </w:r>
-      <w:proofErr w:type="spellEnd"/>
-      <w:r>
-        <w:t xml:space="preserve"> </w:t>
-      </w:r>
-      <w:proofErr w:type="spellStart"/>
-      <w:r>
         <w:t>bị</w:t>
       </w:r>
       <w:proofErr w:type="spellEnd"/>
@@ -7805,7 +7797,15 @@
       </w:r>
       <w:proofErr w:type="spellEnd"/>
       <w:r>
-        <w:t>: {{feePercentage}}%</w:t>
+        <w:t>: {{</w:t>
+      </w:r>
+      <w:proofErr w:type="spellStart"/>
+      <w:r>
+        <w:t>feePercentage</w:t>
+      </w:r>
+      <w:proofErr w:type="spellEnd"/>
+      <w:r>
+        <w:t>}}%</w:t>
       </w:r>
     </w:p>
     <w:p>
@@ -8448,7 +8448,6 @@
         </w:numPr>
       </w:pPr>
       <w:r>
-        <w:lastRenderedPageBreak/>
         <w:t xml:space="preserve">Công </w:t>
       </w:r>
       <w:proofErr w:type="spellStart"/>
@@ -8936,6 +8935,7 @@
       </w:pPr>
       <w:proofErr w:type="spellStart"/>
       <w:r>
+        <w:lastRenderedPageBreak/>
         <w:t>Bên</w:t>
       </w:r>
       <w:proofErr w:type="spellEnd"/>
@@ -11969,7 +11969,6 @@
               <w:rPr>
                 <w:sz w:val="23"/>
               </w:rPr>
-              <w:lastRenderedPageBreak/>
               <w:t>Lôi</w:t>
             </w:r>
             <w:proofErr w:type="spellEnd"/>
@@ -15632,9 +15631,6 @@
       <w:pPr>
         <w:jc w:val="right"/>
       </w:pPr>
-      <w:r>
-        <w:t/>
-      </w:r>
     </w:p>
     <w:p>
       <w:pPr>
@@ -16309,7 +16305,6 @@
           <w:sz w:val="30"/>
           <w:szCs w:val="30"/>
         </w:rPr>
-        <w:lastRenderedPageBreak/>
         <w:t xml:space="preserve">                  </w:t>
       </w:r>
       <w:proofErr w:type="spellStart"/>
